--- a/pipeline/ArchitectureDesignAndAudit/ProviderPipeline_LowLevelDesign_v54.docx
+++ b/pipeline/ArchitectureDesignAndAudit/ProviderPipeline_LowLevelDesign_v54.docx
@@ -8030,179 +8030,136 @@
         <w:rPr>
           <w:b/>
         </w:rPr>
-        <w:t>Canonical name:</w:t>
-      </w:r>
-      <w:r>
-        <w:t xml:space="preserve"> </w:t>
-      </w:r>
-      <w:proofErr w:type="spellStart"/>
-      <w:r>
-        <w:rPr>
-          <w:rFonts w:ascii="Consolas" w:hAnsi="Consolas"/>
-        </w:rPr>
-        <w:t>chathealthyfrontend</w:t>
-      </w:r>
-      <w:proofErr w:type="spellEnd"/>
-      <w:r>
-        <w:t xml:space="preserve"> (Atlas cluster). Hosts the pipeline coordination and metadata collections: </w:t>
-      </w:r>
+        <w:t>Canonical name: chathealthyfrontend (Atlas cluster). Hosts the pipeline coordination collections: pipeline.runs (run manifests), pipeline.work_items (per-Worker coordination), pipeline.cluster_reservations, pipeline.security_issues, pipeline.authorized_callers, and — in the pipelineAdmin database — discrepancyLog. Durable configuration is NOT stored here: it is the brain file brain/machine_artifacts/content/pipeline_config.json, read from disk. The front-end also reads its own consumer collections from a different set of databases on this same cluster. Cardinality: 1 cluster total, shared across all environments — environments are separated inside the cluster by DB-name prefix (dev_*, qa_*, prod_*), NOT by separate clusters.</w:t>
+      </w:r>
+      <w:r/>
+      <w:proofErr w:type="spellStart"/>
+      <w:r>
+        <w:rPr>
+          <w:rFonts w:ascii="Consolas" w:hAnsi="Consolas"/>
+        </w:rPr>
+      </w:r>
+      <w:proofErr w:type="spellEnd"/>
+      <w:r/>
       <w:proofErr w:type="spellStart"/>
       <w:proofErr w:type="gramStart"/>
       <w:r>
         <w:rPr>
           <w:rFonts w:ascii="Consolas" w:hAnsi="Consolas"/>
         </w:rPr>
-        <w:t>pipeline.runs</w:t>
       </w:r>
       <w:proofErr w:type="spellEnd"/>
       <w:proofErr w:type="gramEnd"/>
-      <w:r>
-        <w:t xml:space="preserve"> (run manifests), </w:t>
-      </w:r>
-      <w:proofErr w:type="spellStart"/>
-      <w:r>
-        <w:rPr>
-          <w:rFonts w:ascii="Consolas" w:hAnsi="Consolas"/>
-        </w:rPr>
-        <w:t>pipeline.config</w:t>
-      </w:r>
-      <w:proofErr w:type="spellEnd"/>
-      <w:r>
-        <w:t xml:space="preserve"> (tunable knobs), </w:t>
-      </w:r>
+      <w:r/>
+      <w:proofErr w:type="spellStart"/>
+      <w:r>
+        <w:rPr>
+          <w:rFonts w:ascii="Consolas" w:hAnsi="Consolas"/>
+        </w:rPr>
+      </w:r>
+      <w:proofErr w:type="spellEnd"/>
+      <w:r/>
       <w:proofErr w:type="spellStart"/>
       <w:proofErr w:type="gramStart"/>
       <w:r>
         <w:rPr>
           <w:rFonts w:ascii="Consolas" w:hAnsi="Consolas"/>
         </w:rPr>
-        <w:t>pipeline.work</w:t>
       </w:r>
       <w:proofErr w:type="gramEnd"/>
       <w:r>
         <w:rPr>
           <w:rFonts w:ascii="Consolas" w:hAnsi="Consolas"/>
         </w:rPr>
-        <w:t>_items</w:t>
-      </w:r>
-      <w:proofErr w:type="spellEnd"/>
-      <w:r>
-        <w:t xml:space="preserve"> (per-Worker coordination), </w:t>
-      </w:r>
+      </w:r>
+      <w:proofErr w:type="spellEnd"/>
+      <w:r/>
       <w:proofErr w:type="spellStart"/>
       <w:proofErr w:type="gramStart"/>
       <w:r>
         <w:rPr>
           <w:rFonts w:ascii="Consolas" w:hAnsi="Consolas"/>
         </w:rPr>
-        <w:t>pipeline.discrepancies</w:t>
       </w:r>
       <w:proofErr w:type="spellEnd"/>
       <w:proofErr w:type="gramEnd"/>
-      <w:r>
-        <w:t xml:space="preserve"> (per-record failures), </w:t>
-      </w:r>
+      <w:r/>
       <w:proofErr w:type="spellStart"/>
       <w:proofErr w:type="gramStart"/>
       <w:r>
         <w:rPr>
           <w:rFonts w:ascii="Consolas" w:hAnsi="Consolas"/>
         </w:rPr>
-        <w:t>pipeline.cluster</w:t>
       </w:r>
       <w:proofErr w:type="gramEnd"/>
       <w:r>
         <w:rPr>
           <w:rFonts w:ascii="Consolas" w:hAnsi="Consolas"/>
         </w:rPr>
-        <w:t>_reservations</w:t>
-      </w:r>
-      <w:proofErr w:type="spellEnd"/>
-      <w:r>
-        <w:t xml:space="preserve">, </w:t>
-      </w:r>
+      </w:r>
+      <w:proofErr w:type="spellEnd"/>
+      <w:r/>
       <w:proofErr w:type="spellStart"/>
       <w:proofErr w:type="gramStart"/>
       <w:r>
         <w:rPr>
           <w:rFonts w:ascii="Consolas" w:hAnsi="Consolas"/>
         </w:rPr>
-        <w:t>pipeline.security</w:t>
       </w:r>
       <w:proofErr w:type="gramEnd"/>
       <w:r>
         <w:rPr>
           <w:rFonts w:ascii="Consolas" w:hAnsi="Consolas"/>
         </w:rPr>
-        <w:t>_issues</w:t>
-      </w:r>
-      <w:proofErr w:type="spellEnd"/>
-      <w:r>
-        <w:t xml:space="preserve">, </w:t>
-      </w:r>
+      </w:r>
+      <w:proofErr w:type="spellEnd"/>
+      <w:r/>
       <w:proofErr w:type="spellStart"/>
       <w:proofErr w:type="gramStart"/>
       <w:r>
         <w:rPr>
           <w:rFonts w:ascii="Consolas" w:hAnsi="Consolas"/>
         </w:rPr>
-        <w:t>pipeline.authorized</w:t>
       </w:r>
       <w:proofErr w:type="gramEnd"/>
       <w:r>
         <w:rPr>
           <w:rFonts w:ascii="Consolas" w:hAnsi="Consolas"/>
         </w:rPr>
-        <w:t>_callers</w:t>
-      </w:r>
-      <w:proofErr w:type="spellEnd"/>
-      <w:r>
-        <w:t xml:space="preserve">. The front-end also reads its own consumer collections from a different set of databases on this same cluster. </w:t>
-      </w:r>
+      </w:r>
+      <w:proofErr w:type="spellEnd"/>
+      <w:r/>
       <w:r>
         <w:rPr>
           <w:b/>
         </w:rPr>
-        <w:t>Cardinality: 1 cluster total, shared across all environments</w:t>
-      </w:r>
-      <w:r>
-        <w:t xml:space="preserve"> — environments are separated inside the cluster by DB-name prefix (</w:t>
-      </w:r>
-      <w:r>
-        <w:rPr>
-          <w:rFonts w:ascii="Consolas" w:hAnsi="Consolas"/>
-        </w:rPr>
-        <w:t>dev_*</w:t>
-      </w:r>
-      <w:r>
-        <w:t xml:space="preserve">, </w:t>
-      </w:r>
-      <w:proofErr w:type="spellStart"/>
-      <w:r>
-        <w:rPr>
-          <w:rFonts w:ascii="Consolas" w:hAnsi="Consolas"/>
-        </w:rPr>
-        <w:t>qa</w:t>
-      </w:r>
-      <w:proofErr w:type="spellEnd"/>
-      <w:r>
-        <w:rPr>
-          <w:rFonts w:ascii="Consolas" w:hAnsi="Consolas"/>
-        </w:rPr>
-        <w:t>_*</w:t>
-      </w:r>
-      <w:r>
-        <w:t xml:space="preserve">, </w:t>
-      </w:r>
-      <w:r>
-        <w:rPr>
-          <w:rFonts w:ascii="Consolas" w:hAnsi="Consolas"/>
-        </w:rPr>
-        <w:t>prod_*</w:t>
-      </w:r>
-      <w:r>
-        <w:t>), NOT by separate clusters.</w:t>
-      </w:r>
+      </w:r>
+      <w:r/>
+      <w:r>
+        <w:rPr>
+          <w:rFonts w:ascii="Consolas" w:hAnsi="Consolas"/>
+        </w:rPr>
+      </w:r>
+      <w:r/>
+      <w:proofErr w:type="spellStart"/>
+      <w:r>
+        <w:rPr>
+          <w:rFonts w:ascii="Consolas" w:hAnsi="Consolas"/>
+        </w:rPr>
+      </w:r>
+      <w:proofErr w:type="spellEnd"/>
+      <w:r>
+        <w:rPr>
+          <w:rFonts w:ascii="Consolas" w:hAnsi="Consolas"/>
+        </w:rPr>
+      </w:r>
+      <w:r/>
+      <w:r>
+        <w:rPr>
+          <w:rFonts w:ascii="Consolas" w:hAnsi="Consolas"/>
+        </w:rPr>
+      </w:r>
+      <w:r/>
     </w:p>
     <w:p>
       <w:pPr>
@@ -13396,32 +13353,20 @@
     </w:p>
     <w:p>
       <w:r>
-        <w:t xml:space="preserve">A run reads its scope, the resources it works against, its tunable ceilings and its report recipients from durable configuration, never from values in code; absent or malformed configuration fails the run loudly (EPIC-010-F-001-S-002). Each pipeline holds one </w:t>
-      </w:r>
-      <w:proofErr w:type="spellStart"/>
-      <w:r>
-        <w:t>PipelineConfig</w:t>
-      </w:r>
-      <w:proofErr w:type="spellEnd"/>
-      <w:r>
-        <w:t xml:space="preserve"> document in </w:t>
-      </w:r>
-      <w:proofErr w:type="spellStart"/>
-      <w:r>
-        <w:t>pipelineAdmin.PipelineConfig</w:t>
-      </w:r>
-      <w:proofErr w:type="spellEnd"/>
-      <w:r>
-        <w:t xml:space="preserve"> through which it declares its own named parameters — its partition strategy, record key, record contract, finding vocabulary and the </w:t>
-      </w:r>
-      <w:proofErr w:type="spellStart"/>
-      <w:r>
-        <w:t>discrepancy_report</w:t>
-      </w:r>
-      <w:proofErr w:type="spellEnd"/>
-      <w:r>
-        <w:t xml:space="preserve"> block of §7.5.</w:t>
-      </w:r>
+        <w:t>A run reads its scope, the resources it works against, its tunable ceilings and its report-recipient source from durable configuration, never from values in code; absent or malformed configuration fails the run loudly (EPIC-010-F-001-S-002). A pipeline's durable configuration is metadata in the brain: brain/machine_artifacts/content/pipeline_config.json, one record per environment (the pipeline_config[] array keyed by env). It is the one and only place that pipeline's configuration lives — batch limits, dataset versions, source-freshness policy, failure thresholds, the discrepancy_report block of §7.5 and the metadata block of §5.2. It holds no secret values — only secret names; a secret's value lives in Key Vault and is fetched by the name the record carries. The file is the single source of truth (pipeline metadata belongs in the brain, not in Mongo, not in code) and is COPY'd into the pipeline Docker image at build, so the runtime reads it from disk — no Mongo round-trip, no hand step, and no drift between commit and what the pipeline sees.</w:t>
+      </w:r>
+      <w:proofErr w:type="spellStart"/>
+      <w:r/>
+      <w:proofErr w:type="spellEnd"/>
+      <w:r/>
+      <w:proofErr w:type="spellStart"/>
+      <w:r/>
+      <w:proofErr w:type="spellEnd"/>
+      <w:r/>
+      <w:proofErr w:type="spellStart"/>
+      <w:r/>
+      <w:proofErr w:type="spellEnd"/>
+      <w:r/>
     </w:p>
     <w:p>
       <w:r>
@@ -13444,165 +13389,121 @@
     </w:p>
     <w:p>
       <w:r>
-        <w:t xml:space="preserve">Every tunable knob </w:t>
+        <w:t>Every tunable knob lives in that one brain configuration record, read once at Controller startup into the in-process configuration: batch_limits, dataset_versions (each source's fetch, staging and public names), failure_thresholds, source_freshness, the discrepancy_report block (§7.5) and the metadata block (§5.2). A configuration change is a commit to pipeline_config.json that takes effect on the next build and deploy, never by hand (EPIC-010-F-101-S-005-REQ-B-003).</w:t>
       </w:r>
       <w:proofErr w:type="gramStart"/>
-      <w:r>
-        <w:t>lives</w:t>
-      </w:r>
+      <w:r/>
       <w:proofErr w:type="gramEnd"/>
-      <w:r>
-        <w:t xml:space="preserve"> on </w:t>
-      </w:r>
+      <w:r/>
       <w:proofErr w:type="spellStart"/>
       <w:proofErr w:type="gramStart"/>
       <w:r>
         <w:rPr>
           <w:rFonts w:ascii="Consolas" w:hAnsi="Consolas"/>
         </w:rPr>
-        <w:t>chathealthyfrontend.pipeline</w:t>
       </w:r>
       <w:proofErr w:type="gramEnd"/>
       <w:r>
         <w:rPr>
           <w:rFonts w:ascii="Consolas" w:hAnsi="Consolas"/>
         </w:rPr>
-        <w:t>.config</w:t>
-      </w:r>
-      <w:proofErr w:type="spellEnd"/>
-      <w:r>
-        <w:t xml:space="preserve"> per EPIC-010-F-101-S-005-REQ-B-003. Documents by </w:t>
-      </w:r>
-      <w:r>
-        <w:rPr>
-          <w:rFonts w:ascii="Consolas" w:hAnsi="Consolas"/>
-        </w:rPr>
-        <w:t>_id</w:t>
-      </w:r>
-      <w:r>
-        <w:t xml:space="preserve">: </w:t>
-      </w:r>
-      <w:proofErr w:type="spellStart"/>
-      <w:r>
-        <w:rPr>
-          <w:rFonts w:ascii="Consolas" w:hAnsi="Consolas"/>
-        </w:rPr>
-        <w:t>source_freshness</w:t>
-      </w:r>
-      <w:proofErr w:type="spellEnd"/>
-      <w:r>
-        <w:t xml:space="preserve">, </w:t>
-      </w:r>
-      <w:proofErr w:type="spellStart"/>
-      <w:r>
-        <w:rPr>
-          <w:rFonts w:ascii="Consolas" w:hAnsi="Consolas"/>
-        </w:rPr>
-        <w:t>batch_limits</w:t>
-      </w:r>
-      <w:proofErr w:type="spellEnd"/>
-      <w:r>
-        <w:t xml:space="preserve">, </w:t>
-      </w:r>
-      <w:proofErr w:type="spellStart"/>
-      <w:r>
-        <w:rPr>
-          <w:rFonts w:ascii="Consolas" w:hAnsi="Consolas"/>
-        </w:rPr>
-        <w:t>failure_thresholds</w:t>
-      </w:r>
-      <w:proofErr w:type="spellEnd"/>
-      <w:r>
-        <w:t xml:space="preserve">, </w:t>
-      </w:r>
-      <w:proofErr w:type="spellStart"/>
-      <w:r>
-        <w:rPr>
-          <w:rFonts w:ascii="Consolas" w:hAnsi="Consolas"/>
-        </w:rPr>
-        <w:t>cost_bands</w:t>
-      </w:r>
-      <w:proofErr w:type="spellEnd"/>
-      <w:r>
-        <w:t xml:space="preserve">, </w:t>
-      </w:r>
-      <w:proofErr w:type="spellStart"/>
-      <w:r>
-        <w:rPr>
-          <w:rFonts w:ascii="Consolas" w:hAnsi="Consolas"/>
-        </w:rPr>
-        <w:t>dataset_versions</w:t>
-      </w:r>
-      <w:proofErr w:type="spellEnd"/>
-      <w:r>
-        <w:t xml:space="preserve">, </w:t>
-      </w:r>
-      <w:proofErr w:type="spellStart"/>
-      <w:r>
-        <w:rPr>
-          <w:rFonts w:ascii="Consolas" w:hAnsi="Consolas"/>
-        </w:rPr>
-        <w:t>throttle_rates</w:t>
-      </w:r>
-      <w:proofErr w:type="spellEnd"/>
-      <w:r>
-        <w:t xml:space="preserve">, </w:t>
-      </w:r>
-      <w:proofErr w:type="spellStart"/>
-      <w:r>
-        <w:rPr>
-          <w:rFonts w:ascii="Consolas" w:hAnsi="Consolas"/>
-        </w:rPr>
-        <w:t>notification_receivers</w:t>
-      </w:r>
-      <w:proofErr w:type="spellEnd"/>
-      <w:r>
-        <w:t xml:space="preserve">, </w:t>
-      </w:r>
-      <w:proofErr w:type="spellStart"/>
-      <w:r>
-        <w:rPr>
-          <w:rFonts w:ascii="Consolas" w:hAnsi="Consolas"/>
-        </w:rPr>
-        <w:t>step_parallelism_caps</w:t>
-      </w:r>
-      <w:proofErr w:type="spellEnd"/>
-      <w:r>
-        <w:t xml:space="preserve">, </w:t>
-      </w:r>
-      <w:proofErr w:type="spellStart"/>
-      <w:r>
-        <w:rPr>
-          <w:rFonts w:ascii="Consolas" w:hAnsi="Consolas"/>
-        </w:rPr>
-        <w:t>tier_by_load_mode</w:t>
-      </w:r>
-      <w:proofErr w:type="spellEnd"/>
-      <w:r>
-        <w:t xml:space="preserve">, </w:t>
-      </w:r>
-      <w:proofErr w:type="spellStart"/>
-      <w:r>
-        <w:rPr>
-          <w:rFonts w:ascii="Consolas" w:hAnsi="Consolas"/>
-        </w:rPr>
-        <w:t>vm_sizing</w:t>
-      </w:r>
-      <w:proofErr w:type="spellEnd"/>
-      <w:r>
-        <w:t xml:space="preserve">. Read once at Controller startup into an in-process </w:t>
-      </w:r>
-      <w:proofErr w:type="spellStart"/>
-      <w:r>
-        <w:rPr>
-          <w:rFonts w:ascii="Consolas" w:hAnsi="Consolas"/>
-        </w:rPr>
-        <w:t>PipelineConfig</w:t>
-      </w:r>
-      <w:proofErr w:type="spellEnd"/>
-      <w:r>
-        <w:t>; mid-run config changes take effect on next run.</w:t>
-      </w:r>
+      </w:r>
+      <w:proofErr w:type="spellEnd"/>
+      <w:r/>
+      <w:r>
+        <w:rPr>
+          <w:rFonts w:ascii="Consolas" w:hAnsi="Consolas"/>
+        </w:rPr>
+      </w:r>
+      <w:r/>
+      <w:proofErr w:type="spellStart"/>
+      <w:r>
+        <w:rPr>
+          <w:rFonts w:ascii="Consolas" w:hAnsi="Consolas"/>
+        </w:rPr>
+      </w:r>
+      <w:proofErr w:type="spellEnd"/>
+      <w:r/>
+      <w:proofErr w:type="spellStart"/>
+      <w:r>
+        <w:rPr>
+          <w:rFonts w:ascii="Consolas" w:hAnsi="Consolas"/>
+        </w:rPr>
+      </w:r>
+      <w:proofErr w:type="spellEnd"/>
+      <w:r/>
+      <w:proofErr w:type="spellStart"/>
+      <w:r>
+        <w:rPr>
+          <w:rFonts w:ascii="Consolas" w:hAnsi="Consolas"/>
+        </w:rPr>
+      </w:r>
+      <w:proofErr w:type="spellEnd"/>
+      <w:r/>
+      <w:proofErr w:type="spellStart"/>
+      <w:r>
+        <w:rPr>
+          <w:rFonts w:ascii="Consolas" w:hAnsi="Consolas"/>
+        </w:rPr>
+      </w:r>
+      <w:proofErr w:type="spellEnd"/>
+      <w:r/>
+      <w:proofErr w:type="spellStart"/>
+      <w:r>
+        <w:rPr>
+          <w:rFonts w:ascii="Consolas" w:hAnsi="Consolas"/>
+        </w:rPr>
+      </w:r>
+      <w:proofErr w:type="spellEnd"/>
+      <w:r/>
+      <w:proofErr w:type="spellStart"/>
+      <w:r>
+        <w:rPr>
+          <w:rFonts w:ascii="Consolas" w:hAnsi="Consolas"/>
+        </w:rPr>
+      </w:r>
+      <w:proofErr w:type="spellEnd"/>
+      <w:r/>
+      <w:proofErr w:type="spellStart"/>
+      <w:r>
+        <w:rPr>
+          <w:rFonts w:ascii="Consolas" w:hAnsi="Consolas"/>
+        </w:rPr>
+      </w:r>
+      <w:proofErr w:type="spellEnd"/>
+      <w:r/>
+      <w:proofErr w:type="spellStart"/>
+      <w:r>
+        <w:rPr>
+          <w:rFonts w:ascii="Consolas" w:hAnsi="Consolas"/>
+        </w:rPr>
+      </w:r>
+      <w:proofErr w:type="spellEnd"/>
+      <w:r/>
+      <w:proofErr w:type="spellStart"/>
+      <w:r>
+        <w:rPr>
+          <w:rFonts w:ascii="Consolas" w:hAnsi="Consolas"/>
+        </w:rPr>
+      </w:r>
+      <w:proofErr w:type="spellEnd"/>
+      <w:r/>
+      <w:proofErr w:type="spellStart"/>
+      <w:r>
+        <w:rPr>
+          <w:rFonts w:ascii="Consolas" w:hAnsi="Consolas"/>
+        </w:rPr>
+      </w:r>
+      <w:proofErr w:type="spellEnd"/>
+      <w:r/>
+      <w:proofErr w:type="spellStart"/>
+      <w:r>
+        <w:rPr>
+          <w:rFonts w:ascii="Consolas" w:hAnsi="Consolas"/>
+        </w:rPr>
+      </w:r>
+      <w:proofErr w:type="spellEnd"/>
+      <w:r/>
     </w:p>
     <w:p>
       <w:pPr>
@@ -38824,36 +38725,24 @@
     </w:p>
     <w:p>
       <w:r>
-        <w:t xml:space="preserve">The concrete </w:t>
-      </w:r>
-      <w:proofErr w:type="spellStart"/>
-      <w:r>
-        <w:t>discrepancy_report</w:t>
-      </w:r>
-      <w:proofErr w:type="spellEnd"/>
-      <w:r>
-        <w:t xml:space="preserve"> </w:t>
-      </w:r>
+        <w:t>The concrete discrepancy_report block the provider pipeline instantiates, conforming to the schema in §7.5. It is part of the provider pipeline's brain configuration record — the env entry in brain/machine_artifacts/content/pipeline_config.json — read from disk at runtime and COPY'd into the Docker image at build (never in Mongo, never seeded by code), beside batch_limits, dataset_versions, failure_thresholds and source_freshness.</w:t>
+      </w:r>
+      <w:proofErr w:type="spellStart"/>
+      <w:r/>
+      <w:proofErr w:type="spellEnd"/>
+      <w:r/>
       <w:proofErr w:type="gramStart"/>
-      <w:r>
-        <w:t>block</w:t>
-      </w:r>
+      <w:r/>
       <w:proofErr w:type="gramEnd"/>
-      <w:r>
-        <w:t xml:space="preserve"> the provider pipeline instantiates, conforming to the schema in §7.5. It is added to the provider document in </w:t>
-      </w:r>
-      <w:proofErr w:type="spellStart"/>
-      <w:r>
-        <w:t>pipelineAdmin.PipelineConfig</w:t>
-      </w:r>
-      <w:proofErr w:type="spellEnd"/>
-      <w:r>
-        <w:t xml:space="preserve"> (_id = “provider”, seeded by seed_pipeline_config.py) beside the existing count ceilings.</w:t>
-      </w:r>
-    </w:p>
-    <w:p>
-      <w:r>
-        <w:t xml:space="preserve">The provider PipelineConfig metadata block carries the recipient list of §5.2. The addresses are operator-supplied and set on the seeded provider document; they are not fixed in this design.</w:t>
+      <w:r/>
+      <w:proofErr w:type="spellStart"/>
+      <w:r/>
+      <w:proofErr w:type="spellEnd"/>
+      <w:r/>
+    </w:p>
+    <w:p>
+      <w:r>
+        <w:t>The configuration record's metadata block names the Key Vault secret (subscribers_secret) whose value is the recipient list of §5.2. The secret name is carried in the brain record; the recipient addresses live in Key Vault, are operator-supplied, and are not fixed in this design.</w:t>
       </w:r>
     </w:p>
     <w:p>
